--- a/Hands-on Exercises/Exercise 2/Exercise 2 Solution File.docx
+++ b/Hands-on Exercises/Exercise 2/Exercise 2 Solution File.docx
@@ -1154,10 +1154,10 @@
           <w:noProof/>
         </w:rPr>
         <w:drawing>
-          <wp:inline distT="0" distB="0" distL="0" distR="0">
-            <wp:extent cx="5943600" cy="4457700"/>
-            <wp:effectExtent l="0" t="0" r="0" b="0"/>
-            <wp:docPr id="30" name="Picture 30" descr="output 1.png (1448×1086)"/>
+          <wp:inline distT="0" distB="0" distL="0" distR="0" wp14:anchorId="1831AB30" wp14:editId="46F77FAB">
+            <wp:extent cx="5943600" cy="4225290"/>
+            <wp:effectExtent l="0" t="0" r="0" b="3810"/>
+            <wp:docPr id="2" name="Picture 2"/>
             <wp:cNvGraphicFramePr>
               <a:graphicFrameLocks xmlns:a="http://schemas.openxmlformats.org/drawingml/2006/main" noChangeAspect="1"/>
             </wp:cNvGraphicFramePr>
@@ -1165,36 +1165,23 @@
               <a:graphicData uri="http://schemas.openxmlformats.org/drawingml/2006/picture">
                 <pic:pic xmlns:pic="http://schemas.openxmlformats.org/drawingml/2006/picture">
                   <pic:nvPicPr>
-                    <pic:cNvPr id="0" name="Picture 1" descr="output 1.png (1448×1086)"/>
-                    <pic:cNvPicPr>
-                      <a:picLocks noChangeAspect="1" noChangeArrowheads="1"/>
-                    </pic:cNvPicPr>
+                    <pic:cNvPr id="1" name=""/>
+                    <pic:cNvPicPr/>
                   </pic:nvPicPr>
                   <pic:blipFill>
-                    <a:blip r:embed="rId18">
-                      <a:extLst>
-                        <a:ext uri="{28A0092B-C50C-407E-A947-70E740481C1C}">
-                          <a14:useLocalDpi xmlns:a14="http://schemas.microsoft.com/office/drawing/2010/main" val="0"/>
-                        </a:ext>
-                      </a:extLst>
-                    </a:blip>
-                    <a:srcRect/>
+                    <a:blip r:embed="rId18"/>
                     <a:stretch>
                       <a:fillRect/>
                     </a:stretch>
                   </pic:blipFill>
-                  <pic:spPr bwMode="auto">
+                  <pic:spPr>
                     <a:xfrm>
                       <a:off x="0" y="0"/>
-                      <a:ext cx="5943600" cy="4457700"/>
+                      <a:ext cx="5943600" cy="4225290"/>
                     </a:xfrm>
                     <a:prstGeom prst="rect">
                       <a:avLst/>
                     </a:prstGeom>
-                    <a:noFill/>
-                    <a:ln>
-                      <a:noFill/>
-                    </a:ln>
                   </pic:spPr>
                 </pic:pic>
               </a:graphicData>
@@ -1361,10 +1348,10 @@
           <w:noProof/>
         </w:rPr>
         <w:drawing>
-          <wp:inline distT="0" distB="0" distL="0" distR="0">
-            <wp:extent cx="5943600" cy="4457700"/>
+          <wp:inline distT="0" distB="0" distL="0" distR="0" wp14:anchorId="19F6E755" wp14:editId="63E8455E">
+            <wp:extent cx="5943600" cy="4231640"/>
             <wp:effectExtent l="0" t="0" r="0" b="0"/>
-            <wp:docPr id="32" name="Picture 32" descr="output 2.png (1448×1086)"/>
+            <wp:docPr id="4" name="Picture 4"/>
             <wp:cNvGraphicFramePr>
               <a:graphicFrameLocks xmlns:a="http://schemas.openxmlformats.org/drawingml/2006/main" noChangeAspect="1"/>
             </wp:cNvGraphicFramePr>
@@ -1372,36 +1359,23 @@
               <a:graphicData uri="http://schemas.openxmlformats.org/drawingml/2006/picture">
                 <pic:pic xmlns:pic="http://schemas.openxmlformats.org/drawingml/2006/picture">
                   <pic:nvPicPr>
-                    <pic:cNvPr id="0" name="Picture 3" descr="output 2.png (1448×1086)"/>
-                    <pic:cNvPicPr>
-                      <a:picLocks noChangeAspect="1" noChangeArrowheads="1"/>
-                    </pic:cNvPicPr>
+                    <pic:cNvPr id="1" name=""/>
+                    <pic:cNvPicPr/>
                   </pic:nvPicPr>
                   <pic:blipFill>
-                    <a:blip r:embed="rId20">
-                      <a:extLst>
-                        <a:ext uri="{28A0092B-C50C-407E-A947-70E740481C1C}">
-                          <a14:useLocalDpi xmlns:a14="http://schemas.microsoft.com/office/drawing/2010/main" val="0"/>
-                        </a:ext>
-                      </a:extLst>
-                    </a:blip>
-                    <a:srcRect/>
+                    <a:blip r:embed="rId20"/>
                     <a:stretch>
                       <a:fillRect/>
                     </a:stretch>
                   </pic:blipFill>
-                  <pic:spPr bwMode="auto">
+                  <pic:spPr>
                     <a:xfrm>
                       <a:off x="0" y="0"/>
-                      <a:ext cx="5943600" cy="4457700"/>
+                      <a:ext cx="5943600" cy="4231640"/>
                     </a:xfrm>
                     <a:prstGeom prst="rect">
                       <a:avLst/>
                     </a:prstGeom>
-                    <a:noFill/>
-                    <a:ln>
-                      <a:noFill/>
-                    </a:ln>
                   </pic:spPr>
                 </pic:pic>
               </a:graphicData>
@@ -13343,7 +13317,7 @@
 </file>
 
 <file path=customXml/itemProps1.xml><?xml version="1.0" encoding="utf-8"?>
-<ds:datastoreItem xmlns:ds="http://schemas.openxmlformats.org/officeDocument/2006/customXml" ds:itemID="{6D70DD3C-7A69-45ED-80C4-327E639792C8}">
+<ds:datastoreItem xmlns:ds="http://schemas.openxmlformats.org/officeDocument/2006/customXml" ds:itemID="{24D4A78D-B198-45F3-AE35-8A58C9815B56}">
   <ds:schemaRefs>
     <ds:schemaRef ds:uri="http://schemas.openxmlformats.org/officeDocument/2006/bibliography"/>
   </ds:schemaRefs>
